--- a/tillsyn/A 2221-2026 tillsynsbegäran.docx
+++ b/tillsyn/A 2221-2026 tillsynsbegäran.docx
@@ -289,7 +289,7 @@
     <w:r>
       <w:tab/>
       <w:tab/>
-      <w:t>2026-01-15</w:t>
+      <w:t>2026-01-16</w:t>
       <w:br/>
       <w:br/>
     </w:r>

--- a/tillsyn/A 2221-2026 tillsynsbegäran.docx
+++ b/tillsyn/A 2221-2026 tillsynsbegäran.docx
@@ -289,7 +289,7 @@
     <w:r>
       <w:tab/>
       <w:tab/>
-      <w:t>2026-01-16</w:t>
+      <w:t>2026-01-17</w:t>
       <w:br/>
       <w:br/>
     </w:r>

--- a/tillsyn/A 2221-2026 tillsynsbegäran.docx
+++ b/tillsyn/A 2221-2026 tillsynsbegäran.docx
@@ -289,7 +289,7 @@
     <w:r>
       <w:tab/>
       <w:tab/>
-      <w:t>2026-01-17</w:t>
+      <w:t>2026-01-18</w:t>
       <w:br/>
       <w:br/>
     </w:r>

--- a/tillsyn/A 2221-2026 tillsynsbegäran.docx
+++ b/tillsyn/A 2221-2026 tillsynsbegäran.docx
@@ -289,7 +289,7 @@
     <w:r>
       <w:tab/>
       <w:tab/>
-      <w:t>2026-01-18</w:t>
+      <w:t>2026-01-19</w:t>
       <w:br/>
       <w:br/>
     </w:r>

--- a/tillsyn/A 2221-2026 tillsynsbegäran.docx
+++ b/tillsyn/A 2221-2026 tillsynsbegäran.docx
@@ -289,7 +289,7 @@
     <w:r>
       <w:tab/>
       <w:tab/>
-      <w:t>2026-01-19</w:t>
+      <w:t>2026-01-20</w:t>
       <w:br/>
       <w:br/>
     </w:r>

--- a/tillsyn/A 2221-2026 tillsynsbegäran.docx
+++ b/tillsyn/A 2221-2026 tillsynsbegäran.docx
@@ -289,7 +289,7 @@
     <w:r>
       <w:tab/>
       <w:tab/>
-      <w:t>2026-01-20</w:t>
+      <w:t>2026-01-21</w:t>
       <w:br/>
       <w:br/>
     </w:r>

--- a/tillsyn/A 2221-2026 tillsynsbegäran.docx
+++ b/tillsyn/A 2221-2026 tillsynsbegäran.docx
@@ -289,7 +289,7 @@
     <w:r>
       <w:tab/>
       <w:tab/>
-      <w:t>2026-01-21</w:t>
+      <w:t>2026-01-23</w:t>
       <w:br/>
       <w:br/>
     </w:r>

--- a/tillsyn/A 2221-2026 tillsynsbegäran.docx
+++ b/tillsyn/A 2221-2026 tillsynsbegäran.docx
@@ -289,7 +289,7 @@
     <w:r>
       <w:tab/>
       <w:tab/>
-      <w:t>2026-01-23</w:t>
+      <w:t>2026-01-24</w:t>
       <w:br/>
       <w:br/>
     </w:r>

--- a/tillsyn/A 2221-2026 tillsynsbegäran.docx
+++ b/tillsyn/A 2221-2026 tillsynsbegäran.docx
@@ -289,7 +289,7 @@
     <w:r>
       <w:tab/>
       <w:tab/>
-      <w:t>2026-01-24</w:t>
+      <w:t>2026-01-25</w:t>
       <w:br/>
       <w:br/>
     </w:r>

--- a/tillsyn/A 2221-2026 tillsynsbegäran.docx
+++ b/tillsyn/A 2221-2026 tillsynsbegäran.docx
@@ -289,7 +289,7 @@
     <w:r>
       <w:tab/>
       <w:tab/>
-      <w:t>2026-01-25</w:t>
+      <w:t>2026-01-26</w:t>
       <w:br/>
       <w:br/>
     </w:r>

--- a/tillsyn/A 2221-2026 tillsynsbegäran.docx
+++ b/tillsyn/A 2221-2026 tillsynsbegäran.docx
@@ -289,7 +289,7 @@
     <w:r>
       <w:tab/>
       <w:tab/>
-      <w:t>2026-01-26</w:t>
+      <w:t>2026-01-27</w:t>
       <w:br/>
       <w:br/>
     </w:r>

--- a/tillsyn/A 2221-2026 tillsynsbegäran.docx
+++ b/tillsyn/A 2221-2026 tillsynsbegäran.docx
@@ -289,7 +289,7 @@
     <w:r>
       <w:tab/>
       <w:tab/>
-      <w:t>2026-01-27</w:t>
+      <w:t>2026-01-28</w:t>
       <w:br/>
       <w:br/>
     </w:r>

--- a/tillsyn/A 2221-2026 tillsynsbegäran.docx
+++ b/tillsyn/A 2221-2026 tillsynsbegäran.docx
@@ -98,7 +98,25 @@
         <w:t>Garnlav (NT)</w:t>
       </w:r>
       <w:r>
-        <w:t xml:space="preserve"> är en utpräglad barrskogsart som ibland kan drapera träden i norrländska grannaturskogar med hög luftfuktighet. Den förekommer även i talldominerade bestånd där den, förutom i trädens grenverk, påträffas hängande över ojämnheter i tallbarken. Arten har minskat starkt i södra och mellersta Sverige och den minskar även i sitt nordliga utbredningsområde. Orsaken till tillbakagången beror främst på slutavverkningar av naturskogsartade skogar. Bestånd med riklig förekomst bör regelmässigt sparas. Garnlav är värdväxt för den mycket sällsynta och akut hotade fjärilen barrskogslavfly (CR) som hör hemma i boreala barrskogar med riklig förekomst av värdväxten. Tidigare kunde arten konstateras årligen på flera platser vid Dala-Floda i Dalarna innan lokalerna kalavverkades. Senaste fyndet i landet av barrskogslavfly är från år 2000 då den påträffades vid Högberget i Sollefteå kommun (SLU Artdatabanken, 2024).</w:t>
+        <w:t xml:space="preserve"> är en utpräglad barrskogsart som ibland kan drapera träden i norrländska grannaturskogar med hög luftfuktighet. Den förekommer även i talldominerade bestånd där den, förutom i trädens grenverk, påträffas hängande över ojämnheter i tallbarken. Arten har minskat starkt i södra och mellersta Sverige och den minskar även i sitt nordliga utbredningsområde. Orsaken till tillbakagången beror främst på slutavverkningar av naturskogsartade skogar. Bestånd med riklig förekomst bör regelmässigt sparas. Garnlav är värdväxt för den mycket sällsynta och akut hotade fjärilen barrskogslavfly (CR) som hör hemma i boreala barrskogar med riklig förekomst av värdväxten. Tidigare kunde arten konstateras årligen på flera platser vid Dala-Floda i Dalarna innan lokalerna kalavverkades. Senaste fyndet i landet av barrskogslavfly är från år 2000 då den påträffades vid Högberget i Sollefteå kommun. Garnlav är typisk art för </w:t>
+      </w:r>
+      <w:r>
+        <w:rPr>
+          <w:i/>
+        </w:rPr>
+        <w:t xml:space="preserve">9010 Taiga </w:t>
+      </w:r>
+      <w:r>
+        <w:t>och</w:t>
+      </w:r>
+      <w:r>
+        <w:rPr>
+          <w:i/>
+        </w:rPr>
+        <w:t xml:space="preserve"> 9070 Trädklädd betesmark </w:t>
+      </w:r>
+      <w:r>
+        <w:t xml:space="preserve"> (SLU Artdatabanken, 2024).</w:t>
       </w:r>
     </w:p>
     <w:p>
@@ -109,7 +127,16 @@
         <w:t>Kolflarnlav (NT)</w:t>
       </w:r>
       <w:r>
-        <w:t xml:space="preserve"> är brandberoende och växer nästan uteslutande på kolad hård kärnved av tall. Etableringen verkar ske först 100–300 år efter brand och nytt substrat nybildas i mycket begränsad omfattning. Avverkning av tallskog av naturskogskaraktär med spår av återkommande bränder är ett hot och mängden lämplig ved att växa på för arten minskar dels på grund av naturlig nedbrytning men framförallt på grund av att det förstörs i samband med slutavverkningar, gallringar och markberedning. Såväl kolflarnlav som mörk kolflarnlav har glänsande bålfjäll och förekommer främst i tall- och blandbarrskogar av naturskogskaraktär med spår av återkommande bränder. Skogar som dessa hyser höga biologiska värden och bör skyddas (SLU Artdatabanken, 2024).</w:t>
+        <w:t xml:space="preserve"> är brandberoende och växer nästan uteslutande på kolad hård kärnved av tall. Etableringen verkar ske först 100–300 år efter brand och nytt substrat nybildas i mycket begränsad omfattning. Avverkning av tallskog av naturskogskaraktär med spår av återkommande bränder är ett hot och mängden lämplig ved att växa på för arten minskar dels på grund av naturlig nedbrytning men framförallt på grund av att det förstörs i samband med slutavverkningar, gallringar och markberedning. Såväl kolflarnlav som mörk kolflarnlav har glänsande bålfjäll och förekommer främst i tall- och blandbarrskogar av naturskogskaraktär med spår av återkommande bränder. Skogar som dessa hyser höga biologiska värden och bör skyddas. Kolflarnlav är typisk art för </w:t>
+      </w:r>
+      <w:r>
+        <w:rPr>
+          <w:i/>
+        </w:rPr>
+        <w:t>9010 Taiga</w:t>
+      </w:r>
+      <w:r>
+        <w:t xml:space="preserve"> (SLU Artdatabanken, 2024).</w:t>
       </w:r>
     </w:p>
     <w:p>
@@ -131,7 +158,16 @@
         <w:t>Vedskivlav (NT)</w:t>
       </w:r>
       <w:r>
-        <w:t xml:space="preserve"> växer på gammal, torr, exponerad, hård kärnved av framförallt tall i naturskogsartade bestånd. Avverkning av tallskog av naturskogskaraktär med spår av återkommande bränder är ett hot. Mängden lämplig ved att växa på för vedskivlav minskar, dels på grund av naturlig nedbrytning men framförallt på grund av att de förstörs i samband med slutavverkningar, gallringar och markberedning. Tall- och blandbarrskogar av naturskogskaraktär med spår av återkommande bränder bör skyddas (SLU Artdatabanken, 2024).</w:t>
+        <w:t xml:space="preserve"> växer på gammal, torr, exponerad, hård kärnved av framförallt tall i naturskogsartade bestånd. Avverkning av tallskog av naturskogskaraktär med spår av återkommande bränder är ett hot. Mängden lämplig ved att växa på för vedskivlav minskar, dels på grund av naturlig nedbrytning men framförallt på grund av att de förstörs i samband med slutavverkningar, gallringar och markberedning. Tall- och blandbarrskogar av naturskogskaraktär med spår av återkommande bränder bör skyddas. Vedskivlav är typisk art för </w:t>
+      </w:r>
+      <w:r>
+        <w:rPr>
+          <w:i/>
+        </w:rPr>
+        <w:t>9010 Taiga</w:t>
+      </w:r>
+      <w:r>
+        <w:t xml:space="preserve"> (SLU Artdatabanken, 2024).</w:t>
       </w:r>
     </w:p>
     <w:p>
@@ -289,7 +325,7 @@
     <w:r>
       <w:tab/>
       <w:tab/>
-      <w:t>2026-01-28</w:t>
+      <w:t>2026-01-29</w:t>
       <w:br/>
       <w:br/>
     </w:r>

--- a/tillsyn/A 2221-2026 tillsynsbegäran.docx
+++ b/tillsyn/A 2221-2026 tillsynsbegäran.docx
@@ -325,7 +325,7 @@
     <w:r>
       <w:tab/>
       <w:tab/>
-      <w:t>2026-01-29</w:t>
+      <w:t>2026-01-30</w:t>
       <w:br/>
       <w:br/>
     </w:r>

--- a/tillsyn/A 2221-2026 tillsynsbegäran.docx
+++ b/tillsyn/A 2221-2026 tillsynsbegäran.docx
@@ -325,7 +325,7 @@
     <w:r>
       <w:tab/>
       <w:tab/>
-      <w:t>2026-01-30</w:t>
+      <w:t>2026-01-31</w:t>
       <w:br/>
       <w:br/>
     </w:r>

--- a/tillsyn/A 2221-2026 tillsynsbegäran.docx
+++ b/tillsyn/A 2221-2026 tillsynsbegäran.docx
@@ -325,7 +325,7 @@
     <w:r>
       <w:tab/>
       <w:tab/>
-      <w:t>2026-02-22</w:t>
+      <w:t>2026-02-23</w:t>
       <w:br/>
       <w:br/>
     </w:r>

--- a/tillsyn/A 2221-2026 tillsynsbegäran.docx
+++ b/tillsyn/A 2221-2026 tillsynsbegäran.docx
@@ -325,7 +325,7 @@
     <w:r>
       <w:tab/>
       <w:tab/>
-      <w:t>2026-02-23</w:t>
+      <w:t>2026-02-24</w:t>
       <w:br/>
       <w:br/>
     </w:r>

--- a/tillsyn/A 2221-2026 tillsynsbegäran.docx
+++ b/tillsyn/A 2221-2026 tillsynsbegäran.docx
@@ -325,7 +325,7 @@
     <w:r>
       <w:tab/>
       <w:tab/>
-      <w:t>2026-02-24</w:t>
+      <w:t>2026-02-25</w:t>
       <w:br/>
       <w:br/>
     </w:r>

--- a/tillsyn/A 2221-2026 tillsynsbegäran.docx
+++ b/tillsyn/A 2221-2026 tillsynsbegäran.docx
@@ -325,7 +325,7 @@
     <w:r>
       <w:tab/>
       <w:tab/>
-      <w:t>2026-02-25</w:t>
+      <w:t>2026-02-26</w:t>
       <w:br/>
       <w:br/>
     </w:r>

--- a/tillsyn/A 2221-2026 tillsynsbegäran.docx
+++ b/tillsyn/A 2221-2026 tillsynsbegäran.docx
@@ -325,7 +325,7 @@
     <w:r>
       <w:tab/>
       <w:tab/>
-      <w:t>2026-02-26</w:t>
+      <w:t>2026-02-28</w:t>
       <w:br/>
       <w:br/>
     </w:r>

--- a/tillsyn/A 2221-2026 tillsynsbegäran.docx
+++ b/tillsyn/A 2221-2026 tillsynsbegäran.docx
@@ -325,7 +325,7 @@
     <w:r>
       <w:tab/>
       <w:tab/>
-      <w:t>2026-02-28</w:t>
+      <w:t>2026-03-01</w:t>
       <w:br/>
       <w:br/>
     </w:r>

--- a/tillsyn/A 2221-2026 tillsynsbegäran.docx
+++ b/tillsyn/A 2221-2026 tillsynsbegäran.docx
@@ -325,7 +325,7 @@
     <w:r>
       <w:tab/>
       <w:tab/>
-      <w:t>2026-03-01</w:t>
+      <w:t>2026-03-02</w:t>
       <w:br/>
       <w:br/>
     </w:r>

--- a/tillsyn/A 2221-2026 tillsynsbegäran.docx
+++ b/tillsyn/A 2221-2026 tillsynsbegäran.docx
@@ -113,7 +113,7 @@
         <w:rPr>
           <w:i/>
         </w:rPr>
-        <w:t xml:space="preserve"> 9070 Trädklädd betesmark </w:t>
+        <w:t xml:space="preserve"> 9070 Trädklädd betesmark</w:t>
       </w:r>
       <w:r>
         <w:t xml:space="preserve"> (SLU Artdatabanken, 2024).</w:t>
@@ -325,7 +325,7 @@
     <w:r>
       <w:tab/>
       <w:tab/>
-      <w:t>2026-03-02</w:t>
+      <w:t>2026-03-03</w:t>
       <w:br/>
       <w:br/>
     </w:r>

--- a/tillsyn/A 2221-2026 tillsynsbegäran.docx
+++ b/tillsyn/A 2221-2026 tillsynsbegäran.docx
@@ -325,7 +325,7 @@
     <w:r>
       <w:tab/>
       <w:tab/>
-      <w:t>2026-03-03</w:t>
+      <w:t>2026-03-04</w:t>
       <w:br/>
       <w:br/>
     </w:r>

--- a/tillsyn/A 2221-2026 tillsynsbegäran.docx
+++ b/tillsyn/A 2221-2026 tillsynsbegäran.docx
@@ -325,7 +325,7 @@
     <w:r>
       <w:tab/>
       <w:tab/>
-      <w:t>2026-03-04</w:t>
+      <w:t>2026-03-05</w:t>
       <w:br/>
       <w:br/>
     </w:r>

--- a/tillsyn/A 2221-2026 tillsynsbegäran.docx
+++ b/tillsyn/A 2221-2026 tillsynsbegäran.docx
@@ -325,7 +325,7 @@
     <w:r>
       <w:tab/>
       <w:tab/>
-      <w:t>2026-03-05</w:t>
+      <w:t>2026-03-06</w:t>
       <w:br/>
       <w:br/>
     </w:r>

--- a/tillsyn/A 2221-2026 tillsynsbegäran.docx
+++ b/tillsyn/A 2221-2026 tillsynsbegäran.docx
@@ -325,7 +325,7 @@
     <w:r>
       <w:tab/>
       <w:tab/>
-      <w:t>2026-03-06</w:t>
+      <w:t>2026-03-07</w:t>
       <w:br/>
       <w:br/>
     </w:r>

--- a/tillsyn/A 2221-2026 tillsynsbegäran.docx
+++ b/tillsyn/A 2221-2026 tillsynsbegäran.docx
@@ -325,7 +325,7 @@
     <w:r>
       <w:tab/>
       <w:tab/>
-      <w:t>2026-03-07</w:t>
+      <w:t>2026-03-08</w:t>
       <w:br/>
       <w:br/>
     </w:r>

--- a/tillsyn/A 2221-2026 tillsynsbegäran.docx
+++ b/tillsyn/A 2221-2026 tillsynsbegäran.docx
@@ -325,7 +325,7 @@
     <w:r>
       <w:tab/>
       <w:tab/>
-      <w:t>2026-03-08</w:t>
+      <w:t>2026-03-09</w:t>
       <w:br/>
       <w:br/>
     </w:r>

--- a/tillsyn/A 2221-2026 tillsynsbegäran.docx
+++ b/tillsyn/A 2221-2026 tillsynsbegäran.docx
@@ -325,7 +325,7 @@
     <w:r>
       <w:tab/>
       <w:tab/>
-      <w:t>2026-03-09</w:t>
+      <w:t>2026-03-10</w:t>
       <w:br/>
       <w:br/>
     </w:r>

--- a/tillsyn/A 2221-2026 tillsynsbegäran.docx
+++ b/tillsyn/A 2221-2026 tillsynsbegäran.docx
@@ -325,7 +325,7 @@
     <w:r>
       <w:tab/>
       <w:tab/>
-      <w:t>2026-03-10</w:t>
+      <w:t>2026-03-11</w:t>
       <w:br/>
       <w:br/>
     </w:r>

--- a/tillsyn/A 2221-2026 tillsynsbegäran.docx
+++ b/tillsyn/A 2221-2026 tillsynsbegäran.docx
@@ -325,7 +325,7 @@
     <w:r>
       <w:tab/>
       <w:tab/>
-      <w:t>2026-03-11</w:t>
+      <w:t>2026-03-12</w:t>
       <w:br/>
       <w:br/>
     </w:r>

--- a/tillsyn/A 2221-2026 tillsynsbegäran.docx
+++ b/tillsyn/A 2221-2026 tillsynsbegäran.docx
@@ -325,7 +325,7 @@
     <w:r>
       <w:tab/>
       <w:tab/>
-      <w:t>2026-03-12</w:t>
+      <w:t>2026-03-13</w:t>
       <w:br/>
       <w:br/>
     </w:r>

--- a/tillsyn/A 2221-2026 tillsynsbegäran.docx
+++ b/tillsyn/A 2221-2026 tillsynsbegäran.docx
@@ -334,7 +334,7 @@
     <w:r>
       <w:tab/>
       <w:tab/>
-      <w:t>2026-04-14</w:t>
+      <w:t>2026-04-15</w:t>
       <w:br/>
       <w:br/>
     </w:r>

--- a/tillsyn/A 2221-2026 tillsynsbegäran.docx
+++ b/tillsyn/A 2221-2026 tillsynsbegäran.docx
@@ -334,7 +334,7 @@
     <w:r>
       <w:tab/>
       <w:tab/>
-      <w:t>2026-04-15</w:t>
+      <w:t>2026-04-16</w:t>
       <w:br/>
       <w:br/>
     </w:r>

--- a/tillsyn/A 2221-2026 tillsynsbegäran.docx
+++ b/tillsyn/A 2221-2026 tillsynsbegäran.docx
@@ -334,7 +334,7 @@
     <w:r>
       <w:tab/>
       <w:tab/>
-      <w:t>2026-04-16</w:t>
+      <w:t>2026-04-17</w:t>
       <w:br/>
       <w:br/>
     </w:r>

--- a/tillsyn/A 2221-2026 tillsynsbegäran.docx
+++ b/tillsyn/A 2221-2026 tillsynsbegäran.docx
@@ -334,7 +334,7 @@
     <w:r>
       <w:tab/>
       <w:tab/>
-      <w:t>2026-04-17</w:t>
+      <w:t>2026-04-18</w:t>
       <w:br/>
       <w:br/>
     </w:r>

--- a/tillsyn/A 2221-2026 tillsynsbegäran.docx
+++ b/tillsyn/A 2221-2026 tillsynsbegäran.docx
@@ -334,7 +334,7 @@
     <w:r>
       <w:tab/>
       <w:tab/>
-      <w:t>2026-04-18</w:t>
+      <w:t>2026-04-19</w:t>
       <w:br/>
       <w:br/>
     </w:r>

--- a/tillsyn/A 2221-2026 tillsynsbegäran.docx
+++ b/tillsyn/A 2221-2026 tillsynsbegäran.docx
@@ -334,7 +334,7 @@
     <w:r>
       <w:tab/>
       <w:tab/>
-      <w:t>2026-04-19</w:t>
+      <w:t>2026-04-20</w:t>
       <w:br/>
       <w:br/>
     </w:r>

--- a/tillsyn/A 2221-2026 tillsynsbegäran.docx
+++ b/tillsyn/A 2221-2026 tillsynsbegäran.docx
@@ -334,7 +334,7 @@
     <w:r>
       <w:tab/>
       <w:tab/>
-      <w:t>2026-04-20</w:t>
+      <w:t>2026-04-21</w:t>
       <w:br/>
       <w:br/>
     </w:r>

--- a/tillsyn/A 2221-2026 tillsynsbegäran.docx
+++ b/tillsyn/A 2221-2026 tillsynsbegäran.docx
@@ -334,7 +334,7 @@
     <w:r>
       <w:tab/>
       <w:tab/>
-      <w:t>2026-04-21</w:t>
+      <w:t>2026-04-22</w:t>
       <w:br/>
       <w:br/>
     </w:r>

--- a/tillsyn/A 2221-2026 tillsynsbegäran.docx
+++ b/tillsyn/A 2221-2026 tillsynsbegäran.docx
@@ -334,7 +334,7 @@
     <w:r>
       <w:tab/>
       <w:tab/>
-      <w:t>2026-04-22</w:t>
+      <w:t>2026-04-23</w:t>
       <w:br/>
       <w:br/>
     </w:r>

--- a/tillsyn/A 2221-2026 tillsynsbegäran.docx
+++ b/tillsyn/A 2221-2026 tillsynsbegäran.docx
@@ -334,7 +334,7 @@
     <w:r>
       <w:tab/>
       <w:tab/>
-      <w:t>2026-04-23</w:t>
+      <w:t>2026-04-24</w:t>
       <w:br/>
       <w:br/>
     </w:r>

--- a/tillsyn/A 2221-2026 tillsynsbegäran.docx
+++ b/tillsyn/A 2221-2026 tillsynsbegäran.docx
@@ -334,7 +334,7 @@
     <w:r>
       <w:tab/>
       <w:tab/>
-      <w:t>2026-04-24</w:t>
+      <w:t>2026-04-25</w:t>
       <w:br/>
       <w:br/>
     </w:r>

--- a/tillsyn/A 2221-2026 tillsynsbegäran.docx
+++ b/tillsyn/A 2221-2026 tillsynsbegäran.docx
@@ -334,7 +334,7 @@
     <w:r>
       <w:tab/>
       <w:tab/>
-      <w:t>2026-04-25</w:t>
+      <w:t>2026-04-26</w:t>
       <w:br/>
       <w:br/>
     </w:r>

--- a/tillsyn/A 2221-2026 tillsynsbegäran.docx
+++ b/tillsyn/A 2221-2026 tillsynsbegäran.docx
@@ -334,7 +334,7 @@
     <w:r>
       <w:tab/>
       <w:tab/>
-      <w:t>2026-04-26</w:t>
+      <w:t>2026-04-27</w:t>
       <w:br/>
       <w:br/>
     </w:r>

--- a/tillsyn/A 2221-2026 tillsynsbegäran.docx
+++ b/tillsyn/A 2221-2026 tillsynsbegäran.docx
@@ -334,7 +334,7 @@
     <w:r>
       <w:tab/>
       <w:tab/>
-      <w:t>2026-04-27</w:t>
+      <w:t>2026-04-28</w:t>
       <w:br/>
       <w:br/>
     </w:r>

--- a/tillsyn/A 2221-2026 tillsynsbegäran.docx
+++ b/tillsyn/A 2221-2026 tillsynsbegäran.docx
@@ -334,7 +334,7 @@
     <w:r>
       <w:tab/>
       <w:tab/>
-      <w:t>2026-04-28</w:t>
+      <w:t>2026-04-29</w:t>
       <w:br/>
       <w:br/>
     </w:r>

--- a/tillsyn/A 2221-2026 tillsynsbegäran.docx
+++ b/tillsyn/A 2221-2026 tillsynsbegäran.docx
@@ -334,7 +334,7 @@
     <w:r>
       <w:tab/>
       <w:tab/>
-      <w:t>2026-04-29</w:t>
+      <w:t>2026-04-30</w:t>
       <w:br/>
       <w:br/>
     </w:r>

--- a/tillsyn/A 2221-2026 tillsynsbegäran.docx
+++ b/tillsyn/A 2221-2026 tillsynsbegäran.docx
@@ -334,7 +334,7 @@
     <w:r>
       <w:tab/>
       <w:tab/>
-      <w:t>2026-04-30</w:t>
+      <w:t>2026-05-01</w:t>
       <w:br/>
       <w:br/>
     </w:r>

--- a/tillsyn/A 2221-2026 tillsynsbegäran.docx
+++ b/tillsyn/A 2221-2026 tillsynsbegäran.docx
@@ -334,7 +334,7 @@
     <w:r>
       <w:tab/>
       <w:tab/>
-      <w:t>2026-05-01</w:t>
+      <w:t>2026-05-02</w:t>
       <w:br/>
       <w:br/>
     </w:r>

--- a/tillsyn/A 2221-2026 tillsynsbegäran.docx
+++ b/tillsyn/A 2221-2026 tillsynsbegäran.docx
@@ -334,7 +334,7 @@
     <w:r>
       <w:tab/>
       <w:tab/>
-      <w:t>2026-05-02</w:t>
+      <w:t>2026-05-03</w:t>
       <w:br/>
       <w:br/>
     </w:r>

--- a/tillsyn/A 2221-2026 tillsynsbegäran.docx
+++ b/tillsyn/A 2221-2026 tillsynsbegäran.docx
@@ -334,7 +334,7 @@
     <w:r>
       <w:tab/>
       <w:tab/>
-      <w:t>2026-05-03</w:t>
+      <w:t>2026-05-04</w:t>
       <w:br/>
       <w:br/>
     </w:r>

--- a/tillsyn/A 2221-2026 tillsynsbegäran.docx
+++ b/tillsyn/A 2221-2026 tillsynsbegäran.docx
@@ -334,7 +334,7 @@
     <w:r>
       <w:tab/>
       <w:tab/>
-      <w:t>2026-05-04</w:t>
+      <w:t>2026-05-05</w:t>
       <w:br/>
       <w:br/>
     </w:r>

--- a/tillsyn/A 2221-2026 tillsynsbegäran.docx
+++ b/tillsyn/A 2221-2026 tillsynsbegäran.docx
@@ -334,7 +334,7 @@
     <w:r>
       <w:tab/>
       <w:tab/>
-      <w:t>2026-05-05</w:t>
+      <w:t>2026-05-06</w:t>
       <w:br/>
       <w:br/>
     </w:r>

--- a/tillsyn/A 2221-2026 tillsynsbegäran.docx
+++ b/tillsyn/A 2221-2026 tillsynsbegäran.docx
@@ -334,7 +334,7 @@
     <w:r>
       <w:tab/>
       <w:tab/>
-      <w:t>2026-05-16</w:t>
+      <w:t>2026-05-17</w:t>
       <w:br/>
       <w:br/>
     </w:r>

--- a/tillsyn/A 2221-2026 tillsynsbegäran.docx
+++ b/tillsyn/A 2221-2026 tillsynsbegäran.docx
@@ -334,7 +334,7 @@
     <w:r>
       <w:tab/>
       <w:tab/>
-      <w:t>2026-05-17</w:t>
+      <w:t>2026-05-18</w:t>
       <w:br/>
       <w:br/>
     </w:r>

--- a/tillsyn/A 2221-2026 tillsynsbegäran.docx
+++ b/tillsyn/A 2221-2026 tillsynsbegäran.docx
@@ -334,7 +334,7 @@
     <w:r>
       <w:tab/>
       <w:tab/>
-      <w:t>2026-05-18</w:t>
+      <w:t>2026-05-19</w:t>
       <w:br/>
       <w:br/>
     </w:r>

--- a/tillsyn/A 2221-2026 tillsynsbegäran.docx
+++ b/tillsyn/A 2221-2026 tillsynsbegäran.docx
@@ -334,7 +334,7 @@
     <w:r>
       <w:tab/>
       <w:tab/>
-      <w:t>2026-05-19</w:t>
+      <w:t>2026-05-20</w:t>
       <w:br/>
       <w:br/>
     </w:r>

--- a/tillsyn/A 2221-2026 tillsynsbegäran.docx
+++ b/tillsyn/A 2221-2026 tillsynsbegäran.docx
@@ -625,7 +625,7 @@
     <w:r>
       <w:tab/>
       <w:tab/>
-      <w:t>2026-07-13</w:t>
+      <w:t>2026-07-14</w:t>
       <w:br/>
       <w:br/>
     </w:r>

--- a/tillsyn/A 2221-2026 tillsynsbegäran.docx
+++ b/tillsyn/A 2221-2026 tillsynsbegäran.docx
@@ -625,7 +625,7 @@
     <w:r>
       <w:tab/>
       <w:tab/>
-      <w:t>2026-07-14</w:t>
+      <w:t>2026-07-15</w:t>
       <w:br/>
       <w:br/>
     </w:r>

--- a/tillsyn/A 2221-2026 tillsynsbegäran.docx
+++ b/tillsyn/A 2221-2026 tillsynsbegäran.docx
@@ -625,7 +625,7 @@
     <w:r>
       <w:tab/>
       <w:tab/>
-      <w:t>2026-07-15</w:t>
+      <w:t>2026-07-16</w:t>
       <w:br/>
       <w:br/>
     </w:r>

--- a/tillsyn/A 2221-2026 tillsynsbegäran.docx
+++ b/tillsyn/A 2221-2026 tillsynsbegäran.docx
@@ -625,7 +625,7 @@
     <w:r>
       <w:tab/>
       <w:tab/>
-      <w:t>2026-07-16</w:t>
+      <w:t>2026-07-17</w:t>
       <w:br/>
       <w:br/>
     </w:r>

--- a/tillsyn/A 2221-2026 tillsynsbegäran.docx
+++ b/tillsyn/A 2221-2026 tillsynsbegäran.docx
@@ -625,7 +625,7 @@
     <w:r>
       <w:tab/>
       <w:tab/>
-      <w:t>2026-07-17</w:t>
+      <w:t>2026-07-18</w:t>
       <w:br/>
       <w:br/>
     </w:r>

--- a/tillsyn/A 2221-2026 tillsynsbegäran.docx
+++ b/tillsyn/A 2221-2026 tillsynsbegäran.docx
@@ -625,7 +625,7 @@
     <w:r>
       <w:tab/>
       <w:tab/>
-      <w:t>2026-07-18</w:t>
+      <w:t>2026-07-19</w:t>
       <w:br/>
       <w:br/>
     </w:r>

--- a/tillsyn/A 2221-2026 tillsynsbegäran.docx
+++ b/tillsyn/A 2221-2026 tillsynsbegäran.docx
@@ -625,7 +625,7 @@
     <w:r>
       <w:tab/>
       <w:tab/>
-      <w:t>2026-07-19</w:t>
+      <w:t>2026-07-20</w:t>
       <w:br/>
       <w:br/>
     </w:r>

--- a/tillsyn/A 2221-2026 tillsynsbegäran.docx
+++ b/tillsyn/A 2221-2026 tillsynsbegäran.docx
@@ -625,7 +625,7 @@
     <w:r>
       <w:tab/>
       <w:tab/>
-      <w:t>2026-07-20</w:t>
+      <w:t>2026-07-21</w:t>
       <w:br/>
       <w:br/>
     </w:r>

--- a/tillsyn/A 2221-2026 tillsynsbegäran.docx
+++ b/tillsyn/A 2221-2026 tillsynsbegäran.docx
@@ -625,7 +625,7 @@
     <w:r>
       <w:tab/>
       <w:tab/>
-      <w:t>2026-07-21</w:t>
+      <w:t>2026-07-22</w:t>
       <w:br/>
       <w:br/>
     </w:r>

--- a/tillsyn/A 2221-2026 tillsynsbegäran.docx
+++ b/tillsyn/A 2221-2026 tillsynsbegäran.docx
@@ -625,7 +625,7 @@
     <w:r>
       <w:tab/>
       <w:tab/>
-      <w:t>2026-07-22</w:t>
+      <w:t>2026-07-23</w:t>
       <w:br/>
       <w:br/>
     </w:r>

--- a/tillsyn/A 2221-2026 tillsynsbegäran.docx
+++ b/tillsyn/A 2221-2026 tillsynsbegäran.docx
@@ -625,7 +625,7 @@
     <w:r>
       <w:tab/>
       <w:tab/>
-      <w:t>2026-07-23</w:t>
+      <w:t>2026-07-24</w:t>
       <w:br/>
       <w:br/>
     </w:r>

--- a/tillsyn/A 2221-2026 tillsynsbegäran.docx
+++ b/tillsyn/A 2221-2026 tillsynsbegäran.docx
@@ -625,7 +625,7 @@
     <w:r>
       <w:tab/>
       <w:tab/>
-      <w:t>2026-07-24</w:t>
+      <w:t>2026-07-25</w:t>
       <w:br/>
       <w:br/>
     </w:r>

--- a/tillsyn/A 2221-2026 tillsynsbegäran.docx
+++ b/tillsyn/A 2221-2026 tillsynsbegäran.docx
@@ -625,7 +625,7 @@
     <w:r>
       <w:tab/>
       <w:tab/>
-      <w:t>2026-07-25</w:t>
+      <w:t>2026-07-26</w:t>
       <w:br/>
       <w:br/>
     </w:r>

--- a/tillsyn/A 2221-2026 tillsynsbegäran.docx
+++ b/tillsyn/A 2221-2026 tillsynsbegäran.docx
@@ -625,7 +625,7 @@
     <w:r>
       <w:tab/>
       <w:tab/>
-      <w:t>2026-07-26</w:t>
+      <w:t>2026-07-27</w:t>
       <w:br/>
       <w:br/>
     </w:r>

--- a/tillsyn/A 2221-2026 tillsynsbegäran.docx
+++ b/tillsyn/A 2221-2026 tillsynsbegäran.docx
@@ -625,7 +625,7 @@
     <w:r>
       <w:tab/>
       <w:tab/>
-      <w:t>2026-07-27</w:t>
+      <w:t>2026-07-28</w:t>
       <w:br/>
       <w:br/>
     </w:r>

--- a/tillsyn/A 2221-2026 tillsynsbegäran.docx
+++ b/tillsyn/A 2221-2026 tillsynsbegäran.docx
@@ -625,7 +625,7 @@
     <w:r>
       <w:tab/>
       <w:tab/>
-      <w:t>2026-07-28</w:t>
+      <w:t>2026-07-29</w:t>
       <w:br/>
       <w:br/>
     </w:r>

--- a/tillsyn/A 2221-2026 tillsynsbegäran.docx
+++ b/tillsyn/A 2221-2026 tillsynsbegäran.docx
@@ -625,7 +625,7 @@
     <w:r>
       <w:tab/>
       <w:tab/>
-      <w:t>2026-07-29</w:t>
+      <w:t>2026-07-30</w:t>
       <w:br/>
       <w:br/>
     </w:r>

--- a/tillsyn/A 2221-2026 tillsynsbegäran.docx
+++ b/tillsyn/A 2221-2026 tillsynsbegäran.docx
@@ -625,7 +625,7 @@
     <w:r>
       <w:tab/>
       <w:tab/>
-      <w:t>2026-07-30</w:t>
+      <w:t>2026-07-31</w:t>
       <w:br/>
       <w:br/>
     </w:r>

--- a/tillsyn/A 2221-2026 tillsynsbegäran.docx
+++ b/tillsyn/A 2221-2026 tillsynsbegäran.docx
@@ -625,7 +625,7 @@
     <w:r>
       <w:tab/>
       <w:tab/>
-      <w:t>2026-07-31</w:t>
+      <w:t>2026-08-01</w:t>
       <w:br/>
       <w:br/>
     </w:r>

--- a/tillsyn/A 2221-2026 tillsynsbegäran.docx
+++ b/tillsyn/A 2221-2026 tillsynsbegäran.docx
@@ -625,7 +625,7 @@
     <w:r>
       <w:tab/>
       <w:tab/>
-      <w:t>2026-08-01</w:t>
+      <w:t>2026-08-02</w:t>
       <w:br/>
       <w:br/>
     </w:r>

--- a/tillsyn/A 2221-2026 tillsynsbegäran.docx
+++ b/tillsyn/A 2221-2026 tillsynsbegäran.docx
@@ -625,7 +625,7 @@
     <w:r>
       <w:tab/>
       <w:tab/>
-      <w:t>2026-08-02</w:t>
+      <w:t>2026-08-03</w:t>
       <w:br/>
       <w:br/>
     </w:r>

--- a/tillsyn/A 2221-2026 tillsynsbegäran.docx
+++ b/tillsyn/A 2221-2026 tillsynsbegäran.docx
@@ -625,7 +625,7 @@
     <w:r>
       <w:tab/>
       <w:tab/>
-      <w:t>2026-08-03</w:t>
+      <w:t>2026-08-05</w:t>
       <w:br/>
       <w:br/>
     </w:r>

--- a/tillsyn/A 2221-2026 tillsynsbegäran.docx
+++ b/tillsyn/A 2221-2026 tillsynsbegäran.docx
@@ -625,7 +625,7 @@
     <w:r>
       <w:tab/>
       <w:tab/>
-      <w:t>2026-08-05</w:t>
+      <w:t>2026-08-07</w:t>
       <w:br/>
       <w:br/>
     </w:r>

--- a/tillsyn/A 2221-2026 tillsynsbegäran.docx
+++ b/tillsyn/A 2221-2026 tillsynsbegäran.docx
@@ -625,7 +625,7 @@
     <w:r>
       <w:tab/>
       <w:tab/>
-      <w:t>2026-08-07</w:t>
+      <w:t>2026-08-08</w:t>
       <w:br/>
       <w:br/>
     </w:r>

--- a/tillsyn/A 2221-2026 tillsynsbegäran.docx
+++ b/tillsyn/A 2221-2026 tillsynsbegäran.docx
@@ -60,7 +60,7 @@
         <w:spacing w:after="240"/>
       </w:pPr>
       <w:r>
-        <w:t>Figur 1. Fyndplatser för naturvårdsarter i och inom 22 meter från avverkningsanmälan. Markörer utan svart kant är placerade på fyndplatsen. Markörer med svart kant är placerade vid sidan av fyndplatsen har ett svart streck som visar fyndplatsens exakta position. Kartans mittpunktskoordinat är N 6835794, E 391582 i SWEREF 99 TM.</w:t>
+        <w:t>Figur 1. Fyndplatser för naturvårdsarter i och inom 22 meter från avverkningsanmälan. Markörer utan svart kant är placerade på fyndplatsen. Markörer med svart kant är placerade vid sidan av fyndplatsen och har ett svart streck som visar fyndplatsens exakta position. Kartans mittpunktskoordinat är N 6835794, E 391582 i SWEREF 99 TM.</w:t>
       </w:r>
     </w:p>
     <w:p>
@@ -625,7 +625,7 @@
     <w:r>
       <w:tab/>
       <w:tab/>
-      <w:t>2026-08-14</w:t>
+      <w:t>2026-08-15</w:t>
       <w:br/>
       <w:br/>
     </w:r>

--- a/tillsyn/A 2221-2026 tillsynsbegäran.docx
+++ b/tillsyn/A 2221-2026 tillsynsbegäran.docx
@@ -625,7 +625,7 @@
     <w:r>
       <w:tab/>
       <w:tab/>
-      <w:t>2026-08-15</w:t>
+      <w:t>2026-08-16</w:t>
       <w:br/>
       <w:br/>
     </w:r>

--- a/tillsyn/A 2221-2026 tillsynsbegäran.docx
+++ b/tillsyn/A 2221-2026 tillsynsbegäran.docx
@@ -625,7 +625,7 @@
     <w:r>
       <w:tab/>
       <w:tab/>
-      <w:t>2026-08-16</w:t>
+      <w:t>2026-08-17</w:t>
       <w:br/>
       <w:br/>
     </w:r>

--- a/tillsyn/A 2221-2026 tillsynsbegäran.docx
+++ b/tillsyn/A 2221-2026 tillsynsbegäran.docx
@@ -625,7 +625,7 @@
     <w:r>
       <w:tab/>
       <w:tab/>
-      <w:t>2026-08-17</w:t>
+      <w:t>2026-08-18</w:t>
       <w:br/>
       <w:br/>
     </w:r>

--- a/tillsyn/A 2221-2026 tillsynsbegäran.docx
+++ b/tillsyn/A 2221-2026 tillsynsbegäran.docx
@@ -625,7 +625,7 @@
     <w:r>
       <w:tab/>
       <w:tab/>
-      <w:t>2026-08-18</w:t>
+      <w:t>2026-08-19</w:t>
       <w:br/>
       <w:br/>
     </w:r>

--- a/tillsyn/A 2221-2026 tillsynsbegäran.docx
+++ b/tillsyn/A 2221-2026 tillsynsbegäran.docx
@@ -625,7 +625,7 @@
     <w:r>
       <w:tab/>
       <w:tab/>
-      <w:t>2026-08-19</w:t>
+      <w:t>2026-08-20</w:t>
       <w:br/>
       <w:br/>
     </w:r>

--- a/tillsyn/A 2221-2026 tillsynsbegäran.docx
+++ b/tillsyn/A 2221-2026 tillsynsbegäran.docx
@@ -625,7 +625,7 @@
     <w:r>
       <w:tab/>
       <w:tab/>
-      <w:t>2026-08-20</w:t>
+      <w:t>2026-08-21</w:t>
       <w:br/>
       <w:br/>
     </w:r>

--- a/tillsyn/A 2221-2026 tillsynsbegäran.docx
+++ b/tillsyn/A 2221-2026 tillsynsbegäran.docx
@@ -625,7 +625,7 @@
     <w:r>
       <w:tab/>
       <w:tab/>
-      <w:t>2026-08-21</w:t>
+      <w:t>2026-08-22</w:t>
       <w:br/>
       <w:br/>
     </w:r>

--- a/tillsyn/A 2221-2026 tillsynsbegäran.docx
+++ b/tillsyn/A 2221-2026 tillsynsbegäran.docx
@@ -625,7 +625,7 @@
     <w:r>
       <w:tab/>
       <w:tab/>
-      <w:t>2026-08-22</w:t>
+      <w:t>2026-08-23</w:t>
       <w:br/>
       <w:br/>
     </w:r>

--- a/tillsyn/A 2221-2026 tillsynsbegäran.docx
+++ b/tillsyn/A 2221-2026 tillsynsbegäran.docx
@@ -625,7 +625,7 @@
     <w:r>
       <w:tab/>
       <w:tab/>
-      <w:t>2026-08-23</w:t>
+      <w:t>2026-08-24</w:t>
       <w:br/>
       <w:br/>
     </w:r>

--- a/tillsyn/A 2221-2026 tillsynsbegäran.docx
+++ b/tillsyn/A 2221-2026 tillsynsbegäran.docx
@@ -625,7 +625,7 @@
     <w:r>
       <w:tab/>
       <w:tab/>
-      <w:t>2026-08-24</w:t>
+      <w:t>2026-08-25</w:t>
       <w:br/>
       <w:br/>
     </w:r>

--- a/tillsyn/A 2221-2026 tillsynsbegäran.docx
+++ b/tillsyn/A 2221-2026 tillsynsbegäran.docx
@@ -625,7 +625,7 @@
     <w:r>
       <w:tab/>
       <w:tab/>
-      <w:t>2026-08-25</w:t>
+      <w:t>2026-08-26</w:t>
       <w:br/>
       <w:br/>
     </w:r>

--- a/tillsyn/A 2221-2026 tillsynsbegäran.docx
+++ b/tillsyn/A 2221-2026 tillsynsbegäran.docx
@@ -625,7 +625,7 @@
     <w:r>
       <w:tab/>
       <w:tab/>
-      <w:t>2026-08-26</w:t>
+      <w:t>2026-08-27</w:t>
       <w:br/>
       <w:br/>
     </w:r>

--- a/tillsyn/A 2221-2026 tillsynsbegäran.docx
+++ b/tillsyn/A 2221-2026 tillsynsbegäran.docx
@@ -625,7 +625,7 @@
     <w:r>
       <w:tab/>
       <w:tab/>
-      <w:t>2026-08-27</w:t>
+      <w:t>2026-08-28</w:t>
       <w:br/>
       <w:br/>
     </w:r>

--- a/tillsyn/A 2221-2026 tillsynsbegäran.docx
+++ b/tillsyn/A 2221-2026 tillsynsbegäran.docx
@@ -625,7 +625,7 @@
     <w:r>
       <w:tab/>
       <w:tab/>
-      <w:t>2026-08-28</w:t>
+      <w:t>2026-08-29</w:t>
       <w:br/>
       <w:br/>
     </w:r>

--- a/tillsyn/A 2221-2026 tillsynsbegäran.docx
+++ b/tillsyn/A 2221-2026 tillsynsbegäran.docx
@@ -625,7 +625,7 @@
     <w:r>
       <w:tab/>
       <w:tab/>
-      <w:t>2026-08-29</w:t>
+      <w:t>2026-08-31</w:t>
       <w:br/>
       <w:br/>
     </w:r>

--- a/tillsyn/A 2221-2026 tillsynsbegäran.docx
+++ b/tillsyn/A 2221-2026 tillsynsbegäran.docx
@@ -625,7 +625,7 @@
     <w:r>
       <w:tab/>
       <w:tab/>
-      <w:t>2026-08-31</w:t>
+      <w:t>2026-09-01</w:t>
       <w:br/>
       <w:br/>
     </w:r>

--- a/tillsyn/A 2221-2026 tillsynsbegäran.docx
+++ b/tillsyn/A 2221-2026 tillsynsbegäran.docx
@@ -625,7 +625,7 @@
     <w:r>
       <w:tab/>
       <w:tab/>
-      <w:t>2026-09-01</w:t>
+      <w:t>2026-09-02</w:t>
       <w:br/>
       <w:br/>
     </w:r>

--- a/tillsyn/A 2221-2026 tillsynsbegäran.docx
+++ b/tillsyn/A 2221-2026 tillsynsbegäran.docx
@@ -625,7 +625,7 @@
     <w:r>
       <w:tab/>
       <w:tab/>
-      <w:t>2026-09-02</w:t>
+      <w:t>2026-09-03</w:t>
       <w:br/>
       <w:br/>
     </w:r>

--- a/tillsyn/A 2221-2026 tillsynsbegäran.docx
+++ b/tillsyn/A 2221-2026 tillsynsbegäran.docx
@@ -625,7 +625,7 @@
     <w:r>
       <w:tab/>
       <w:tab/>
-      <w:t>2026-09-03</w:t>
+      <w:t>2026-09-04</w:t>
       <w:br/>
       <w:br/>
     </w:r>

--- a/tillsyn/A 2221-2026 tillsynsbegäran.docx
+++ b/tillsyn/A 2221-2026 tillsynsbegäran.docx
@@ -625,7 +625,7 @@
     <w:r>
       <w:tab/>
       <w:tab/>
-      <w:t>2026-09-04</w:t>
+      <w:t>2026-09-05</w:t>
       <w:br/>
       <w:br/>
     </w:r>

--- a/tillsyn/A 2221-2026 tillsynsbegäran.docx
+++ b/tillsyn/A 2221-2026 tillsynsbegäran.docx
@@ -625,7 +625,7 @@
     <w:r>
       <w:tab/>
       <w:tab/>
-      <w:t>2026-09-05</w:t>
+      <w:t>2026-09-06</w:t>
       <w:br/>
       <w:br/>
     </w:r>

--- a/tillsyn/A 2221-2026 tillsynsbegäran.docx
+++ b/tillsyn/A 2221-2026 tillsynsbegäran.docx
@@ -625,7 +625,7 @@
     <w:r>
       <w:tab/>
       <w:tab/>
-      <w:t>2026-09-06</w:t>
+      <w:t>2026-09-07</w:t>
       <w:br/>
       <w:br/>
     </w:r>

--- a/tillsyn/A 2221-2026 tillsynsbegäran.docx
+++ b/tillsyn/A 2221-2026 tillsynsbegäran.docx
@@ -625,7 +625,7 @@
     <w:r>
       <w:tab/>
       <w:tab/>
-      <w:t>2026-09-07</w:t>
+      <w:t>2026-09-08</w:t>
       <w:br/>
       <w:br/>
     </w:r>

--- a/tillsyn/A 2221-2026 tillsynsbegäran.docx
+++ b/tillsyn/A 2221-2026 tillsynsbegäran.docx
@@ -625,7 +625,7 @@
     <w:r>
       <w:tab/>
       <w:tab/>
-      <w:t>2026-09-08</w:t>
+      <w:t>2026-09-09</w:t>
       <w:br/>
       <w:br/>
     </w:r>

--- a/tillsyn/A 2221-2026 tillsynsbegäran.docx
+++ b/tillsyn/A 2221-2026 tillsynsbegäran.docx
@@ -625,7 +625,7 @@
     <w:r>
       <w:tab/>
       <w:tab/>
-      <w:t>2026-09-09</w:t>
+      <w:t>2026-09-10</w:t>
       <w:br/>
       <w:br/>
     </w:r>

--- a/tillsyn/A 2221-2026 tillsynsbegäran.docx
+++ b/tillsyn/A 2221-2026 tillsynsbegäran.docx
@@ -625,7 +625,7 @@
     <w:r>
       <w:tab/>
       <w:tab/>
-      <w:t>2026-09-10</w:t>
+      <w:t>2026-09-11</w:t>
       <w:br/>
       <w:br/>
     </w:r>

--- a/tillsyn/A 2221-2026 tillsynsbegäran.docx
+++ b/tillsyn/A 2221-2026 tillsynsbegäran.docx
@@ -625,7 +625,7 @@
     <w:r>
       <w:tab/>
       <w:tab/>
-      <w:t>2026-09-11</w:t>
+      <w:t>2026-09-12</w:t>
       <w:br/>
       <w:br/>
     </w:r>

--- a/tillsyn/A 2221-2026 tillsynsbegäran.docx
+++ b/tillsyn/A 2221-2026 tillsynsbegäran.docx
@@ -625,7 +625,7 @@
     <w:r>
       <w:tab/>
       <w:tab/>
-      <w:t>2026-09-12</w:t>
+      <w:t>2026-09-13</w:t>
       <w:br/>
       <w:br/>
     </w:r>
